--- a/img/Marco ViniciusSoares Dalalba.docx
+++ b/img/Marco ViniciusSoares Dalalba.docx
@@ -1,6 +1,6 @@
 
 <file path=word/document.xml><?xml version="1.0" encoding="utf-8"?>
-<w:document xmlns:wpc="http://schemas.microsoft.com/office/word/2010/wordprocessingCanvas" xmlns:cx="http://schemas.microsoft.com/office/drawing/2014/chartex" xmlns:mc="http://schemas.openxmlformats.org/markup-compatibility/2006" xmlns:o="urn:schemas-microsoft-com:office:office" xmlns:r="http://schemas.openxmlformats.org/officeDocument/2006/relationships" xmlns:m="http://schemas.openxmlformats.org/officeDocument/2006/math" xmlns:v="urn:schemas-microsoft-com:vml" xmlns:wp14="http://schemas.microsoft.com/office/word/2010/wordprocessingDrawing" xmlns:wp="http://schemas.openxmlformats.org/drawingml/2006/wordprocessingDrawing" xmlns:w10="urn:schemas-microsoft-com:office:word" xmlns:w="http://schemas.openxmlformats.org/wordprocessingml/2006/main" xmlns:w14="http://schemas.microsoft.com/office/word/2010/wordml" xmlns:w15="http://schemas.microsoft.com/office/word/2012/wordml" xmlns:w16se="http://schemas.microsoft.com/office/word/2015/wordml/symex" xmlns:wpg="http://schemas.microsoft.com/office/word/2010/wordprocessingGroup" xmlns:wpi="http://schemas.microsoft.com/office/word/2010/wordprocessingInk" xmlns:wne="http://schemas.microsoft.com/office/word/2006/wordml" xmlns:wps="http://schemas.microsoft.com/office/word/2010/wordprocessingShape" mc:Ignorable="w14 w15 w16se wp14">
+<w:document xmlns:wpc="http://schemas.microsoft.com/office/word/2010/wordprocessingCanvas" xmlns:cx="http://schemas.microsoft.com/office/drawing/2014/chartex" xmlns:cx1="http://schemas.microsoft.com/office/drawing/2015/9/8/chartex" xmlns:cx2="http://schemas.microsoft.com/office/drawing/2015/10/21/chartex" xmlns:mc="http://schemas.openxmlformats.org/markup-compatibility/2006" xmlns:o="urn:schemas-microsoft-com:office:office" xmlns:r="http://schemas.openxmlformats.org/officeDocument/2006/relationships" xmlns:m="http://schemas.openxmlformats.org/officeDocument/2006/math" xmlns:v="urn:schemas-microsoft-com:vml" xmlns:wp14="http://schemas.microsoft.com/office/word/2010/wordprocessingDrawing" xmlns:wp="http://schemas.openxmlformats.org/drawingml/2006/wordprocessingDrawing" xmlns:w10="urn:schemas-microsoft-com:office:word" xmlns:w="http://schemas.openxmlformats.org/wordprocessingml/2006/main" xmlns:w14="http://schemas.microsoft.com/office/word/2010/wordml" xmlns:w15="http://schemas.microsoft.com/office/word/2012/wordml" xmlns:w16se="http://schemas.microsoft.com/office/word/2015/wordml/symex" xmlns:wpg="http://schemas.microsoft.com/office/word/2010/wordprocessingGroup" xmlns:wpi="http://schemas.microsoft.com/office/word/2010/wordprocessingInk" xmlns:wne="http://schemas.microsoft.com/office/word/2006/wordml" xmlns:wps="http://schemas.microsoft.com/office/word/2010/wordprocessingShape" mc:Ignorable="w14 w15 w16se wp14">
   <w:body>
     <w:p>
       <w:pPr>
@@ -19,7 +19,17 @@
           <w:color w:val="1F4E79"/>
           <w:sz w:val="36"/>
         </w:rPr>
-        <w:t>Marco Vinicius Soares Dalalba</w:t>
+        <w:t>Marco Vinici</w:t>
+      </w:r>
+      <w:bookmarkStart w:id="0" w:name="_GoBack"/>
+      <w:bookmarkEnd w:id="0"/>
+      <w:r>
+        <w:rPr>
+          <w:rFonts w:ascii="Times New Roman" w:eastAsia="Times New Roman" w:hAnsi="Times New Roman" w:cs="Times New Roman"/>
+          <w:color w:val="1F4E79"/>
+          <w:sz w:val="36"/>
+        </w:rPr>
+        <w:t>us Soares Dalalba</w:t>
       </w:r>
     </w:p>
     <w:p>
@@ -266,12 +276,6 @@
         <w:gridCol w:w="2886"/>
       </w:tblGrid>
       <w:tr>
-        <w:tblPrEx>
-          <w:tblCellMar>
-            <w:top w:w="0" w:type="dxa"/>
-            <w:bottom w:w="0" w:type="dxa"/>
-          </w:tblCellMar>
-        </w:tblPrEx>
         <w:tc>
           <w:tcPr>
             <w:tcW w:w="5400" w:type="dxa"/>
@@ -354,6 +358,7 @@
     </w:p>
     <w:p>
       <w:pPr>
+        <w:spacing w:after="0"/>
         <w:rPr>
           <w:rFonts w:ascii="Times New Roman" w:eastAsia="Times New Roman" w:hAnsi="Times New Roman" w:cs="Times New Roman"/>
         </w:rPr>
@@ -367,6 +372,7 @@
     </w:p>
     <w:p>
       <w:pPr>
+        <w:spacing w:after="0"/>
         <w:rPr>
           <w:rFonts w:ascii="Times New Roman" w:eastAsia="Times New Roman" w:hAnsi="Times New Roman" w:cs="Times New Roman"/>
         </w:rPr>
@@ -466,20 +472,14 @@
         <w:rPr>
           <w:rFonts w:ascii="Times New Roman" w:eastAsia="Times New Roman" w:hAnsi="Times New Roman" w:cs="Times New Roman"/>
         </w:rPr>
-        <w:t>, com equipe</w:t>
-      </w:r>
-      <w:r>
-        <w:rPr>
-          <w:rFonts w:ascii="Times New Roman" w:eastAsia="Times New Roman" w:hAnsi="Times New Roman" w:cs="Times New Roman"/>
-        </w:rPr>
-        <w:t xml:space="preserve"> remota e algumas ferramentas para auxilio nos projetos,</w:t>
+        <w:t>, com equipe remota e algumas ferramentas para auxilio nos projetos,</w:t>
       </w:r>
     </w:p>
     <w:p>
       <w:pPr>
         <w:keepNext/>
         <w:keepLines/>
-        <w:spacing w:before="120" w:after="38" w:line="240" w:lineRule="auto"/>
+        <w:spacing w:before="120" w:after="0" w:line="240" w:lineRule="auto"/>
         <w:ind w:left="-5"/>
         <w:rPr>
           <w:rFonts w:ascii="Times New Roman" w:eastAsia="Times New Roman" w:hAnsi="Times New Roman" w:cs="Times New Roman"/>
@@ -498,24 +498,26 @@
     </w:p>
     <w:p>
       <w:pPr>
-        <w:spacing w:before="120" w:after="27"/>
-        <w:ind w:left="-5"/>
-        <w:rPr>
-          <w:rFonts w:ascii="Times New Roman" w:eastAsia="Times New Roman" w:hAnsi="Times New Roman" w:cs="Times New Roman"/>
-        </w:rPr>
-      </w:pPr>
-      <w:r>
-        <w:rPr>
-          <w:rFonts w:ascii="Times New Roman" w:eastAsia="Times New Roman" w:hAnsi="Times New Roman" w:cs="Times New Roman"/>
-          <w:b/>
-          <w:color w:val="000000"/>
-        </w:rPr>
-        <w:t>Programador JR II  na   M&amp;B Tecnologia da Informação Ltda.</w:t>
-      </w:r>
-    </w:p>
-    <w:p>
-      <w:pPr>
-        <w:spacing w:before="120" w:after="20"/>
+        <w:spacing w:after="0"/>
+        <w:ind w:left="-5"/>
+        <w:rPr>
+          <w:rFonts w:ascii="Times New Roman" w:eastAsia="Times New Roman" w:hAnsi="Times New Roman" w:cs="Times New Roman"/>
+          <w:b/>
+          <w:color w:val="000000"/>
+        </w:rPr>
+      </w:pPr>
+      <w:r>
+        <w:rPr>
+          <w:rFonts w:ascii="Times New Roman" w:eastAsia="Times New Roman" w:hAnsi="Times New Roman" w:cs="Times New Roman"/>
+          <w:b/>
+          <w:color w:val="000000"/>
+        </w:rPr>
+        <w:t>Programador JR  na Prismatec</w:t>
+      </w:r>
+    </w:p>
+    <w:p>
+      <w:pPr>
+        <w:spacing w:after="0"/>
         <w:ind w:left="-5" w:right="-1"/>
         <w:rPr>
           <w:rFonts w:ascii="Times New Roman" w:eastAsia="Times New Roman" w:hAnsi="Times New Roman" w:cs="Times New Roman"/>
@@ -527,21 +529,7 @@
           <w:rFonts w:ascii="Times New Roman" w:eastAsia="Times New Roman" w:hAnsi="Times New Roman" w:cs="Times New Roman"/>
           <w:color w:val="000000"/>
         </w:rPr>
-        <w:t>Agosto de 2015  -  até o</w:t>
-      </w:r>
-      <w:r>
-        <w:rPr>
-          <w:rFonts w:ascii="Times New Roman" w:eastAsia="Times New Roman" w:hAnsi="Times New Roman" w:cs="Times New Roman"/>
-          <w:color w:val="000000"/>
-        </w:rPr>
-        <w:t xml:space="preserve"> </w:t>
-      </w:r>
-      <w:r>
-        <w:rPr>
-          <w:rFonts w:ascii="Times New Roman" w:eastAsia="Times New Roman" w:hAnsi="Times New Roman" w:cs="Times New Roman"/>
-          <w:color w:val="000000"/>
-        </w:rPr>
-        <w:t xml:space="preserve">momento </w:t>
+        <w:t>Outubro de 2016 – ate o momento</w:t>
       </w:r>
     </w:p>
     <w:p>
@@ -556,7 +544,62 @@
         <w:rPr>
           <w:rFonts w:ascii="Times New Roman" w:eastAsia="Times New Roman" w:hAnsi="Times New Roman" w:cs="Times New Roman"/>
         </w:rPr>
-        <w:t>Desenvolvimento e arquitetura de software, análise e suporte,</w:t>
+        <w:t>Desenvolvimento .net</w:t>
+      </w:r>
+    </w:p>
+    <w:p>
+      <w:pPr>
+        <w:spacing w:after="0"/>
+        <w:ind w:left="-5"/>
+        <w:rPr>
+          <w:rFonts w:ascii="Times New Roman" w:eastAsia="Times New Roman" w:hAnsi="Times New Roman" w:cs="Times New Roman"/>
+        </w:rPr>
+      </w:pPr>
+      <w:r>
+        <w:rPr>
+          <w:rFonts w:ascii="Times New Roman" w:eastAsia="Times New Roman" w:hAnsi="Times New Roman" w:cs="Times New Roman"/>
+          <w:b/>
+          <w:color w:val="000000"/>
+        </w:rPr>
+        <w:t>Programador JR II  na   M&amp;B Tecnologia da Informação Ltda.</w:t>
+      </w:r>
+    </w:p>
+    <w:p>
+      <w:pPr>
+        <w:spacing w:after="0"/>
+        <w:ind w:left="-5" w:right="-1"/>
+        <w:rPr>
+          <w:rFonts w:ascii="Times New Roman" w:eastAsia="Times New Roman" w:hAnsi="Times New Roman" w:cs="Times New Roman"/>
+          <w:color w:val="999999"/>
+        </w:rPr>
+      </w:pPr>
+      <w:r>
+        <w:rPr>
+          <w:rFonts w:ascii="Times New Roman" w:eastAsia="Times New Roman" w:hAnsi="Times New Roman" w:cs="Times New Roman"/>
+          <w:color w:val="000000"/>
+        </w:rPr>
+        <w:t xml:space="preserve">Agosto de 2015  -  </w:t>
+      </w:r>
+      <w:r>
+        <w:rPr>
+          <w:rFonts w:ascii="Times New Roman" w:eastAsia="Times New Roman" w:hAnsi="Times New Roman" w:cs="Times New Roman"/>
+          <w:color w:val="000000"/>
+        </w:rPr>
+        <w:t xml:space="preserve">setembro de 2016 </w:t>
+      </w:r>
+      <w:r>
+        <w:rPr>
+          <w:rFonts w:ascii="Times New Roman" w:eastAsia="Times New Roman" w:hAnsi="Times New Roman" w:cs="Times New Roman"/>
+          <w:color w:val="999999"/>
+        </w:rPr>
+        <w:t>( 1 ano e 1 mês)</w:t>
+      </w:r>
+      <w:r>
+        <w:rPr>
+          <w:rFonts w:ascii="Times New Roman" w:eastAsia="Times New Roman" w:hAnsi="Times New Roman" w:cs="Times New Roman"/>
+          <w:color w:val="999999"/>
+        </w:rPr>
+        <w:t xml:space="preserve"> </w:t>
       </w:r>
     </w:p>
     <w:p>
@@ -571,18 +614,27 @@
         <w:rPr>
           <w:rFonts w:ascii="Times New Roman" w:eastAsia="Times New Roman" w:hAnsi="Times New Roman" w:cs="Times New Roman"/>
         </w:rPr>
-        <w:t>Desenvolvimento de API-Rest, We</w:t>
-      </w:r>
-      <w:r>
-        <w:rPr>
-          <w:rFonts w:ascii="Times New Roman" w:eastAsia="Times New Roman" w:hAnsi="Times New Roman" w:cs="Times New Roman"/>
-        </w:rPr>
-        <w:t>b Services e Aplicativos WEB.</w:t>
-      </w:r>
-    </w:p>
-    <w:p>
-      <w:pPr>
-        <w:spacing w:before="120" w:after="20"/>
+        <w:t>Desenvolvimento e arquitetura de software, análise e suporte,</w:t>
+      </w:r>
+    </w:p>
+    <w:p>
+      <w:pPr>
+        <w:spacing w:after="0"/>
+        <w:ind w:left="211" w:right="156"/>
+        <w:rPr>
+          <w:rFonts w:ascii="Times New Roman" w:eastAsia="Times New Roman" w:hAnsi="Times New Roman" w:cs="Times New Roman"/>
+        </w:rPr>
+      </w:pPr>
+      <w:r>
+        <w:rPr>
+          <w:rFonts w:ascii="Times New Roman" w:eastAsia="Times New Roman" w:hAnsi="Times New Roman" w:cs="Times New Roman"/>
+        </w:rPr>
+        <w:t>Desenvolvimento de API-Rest, Web Services e Aplicativos WEB.</w:t>
+      </w:r>
+    </w:p>
+    <w:p>
+      <w:pPr>
+        <w:spacing w:before="120" w:after="0"/>
         <w:ind w:left="-5" w:right="-1"/>
         <w:rPr>
           <w:rFonts w:ascii="Times New Roman" w:eastAsia="Times New Roman" w:hAnsi="Times New Roman" w:cs="Times New Roman"/>
@@ -600,28 +652,7 @@
           <w:rFonts w:ascii="Times New Roman" w:eastAsia="Times New Roman" w:hAnsi="Times New Roman" w:cs="Times New Roman"/>
           <w:color w:val="000000"/>
         </w:rPr>
-        <w:t xml:space="preserve">Utilizando </w:t>
-      </w:r>
-      <w:r>
-        <w:rPr>
-          <w:rFonts w:ascii="Times New Roman" w:eastAsia="Times New Roman" w:hAnsi="Times New Roman" w:cs="Times New Roman"/>
-          <w:color w:val="000000"/>
-        </w:rPr>
-        <w:t xml:space="preserve">tecnologias </w:t>
-      </w:r>
-      <w:r>
-        <w:rPr>
-          <w:rFonts w:ascii="Times New Roman" w:eastAsia="Times New Roman" w:hAnsi="Times New Roman" w:cs="Times New Roman"/>
-          <w:color w:val="000000"/>
-        </w:rPr>
-        <w:t>c#,</w:t>
-      </w:r>
-      <w:r>
-        <w:rPr>
-          <w:rFonts w:ascii="Times New Roman" w:eastAsia="Times New Roman" w:hAnsi="Times New Roman" w:cs="Times New Roman"/>
-          <w:color w:val="000000"/>
-        </w:rPr>
-        <w:t xml:space="preserve"> JS</w:t>
+        <w:t>Utilizando tecnologias c#, JS</w:t>
       </w:r>
       <w:r>
         <w:rPr>
@@ -640,7 +671,7 @@
     </w:p>
     <w:p>
       <w:pPr>
-        <w:spacing w:after="241"/>
+        <w:spacing w:after="0"/>
         <w:ind w:left="-5" w:right="1983"/>
         <w:rPr>
           <w:rFonts w:ascii="Times New Roman" w:eastAsia="Times New Roman" w:hAnsi="Times New Roman" w:cs="Times New Roman"/>
@@ -660,7 +691,7 @@
     <w:p>
       <w:pPr>
         <w:spacing w:after="0"/>
-        <w:ind w:left="-5" w:right="3652"/>
+        <w:ind w:left="-5" w:right="1983"/>
         <w:rPr>
           <w:rFonts w:ascii="Times New Roman" w:eastAsia="Times New Roman" w:hAnsi="Times New Roman" w:cs="Times New Roman"/>
           <w:color w:val="999999"/>
@@ -786,7 +817,6 @@
           <w:b/>
           <w:color w:val="000000"/>
         </w:rPr>
-        <w:lastRenderedPageBreak/>
         <w:t>SQL</w:t>
       </w:r>
     </w:p>
@@ -992,7 +1022,6 @@
           <w:color w:val="000000"/>
           <w:lang w:val="en-US"/>
         </w:rPr>
-        <w:lastRenderedPageBreak/>
         <w:t>JQuery</w:t>
       </w:r>
     </w:p>
@@ -1106,8 +1135,6 @@
         </w:rPr>
         <w:t>Metodologias ágeis</w:t>
       </w:r>
-      <w:bookmarkStart w:id="0" w:name="_GoBack"/>
-      <w:bookmarkEnd w:id="0"/>
     </w:p>
     <w:p>
       <w:pPr>
@@ -1193,15 +1220,7 @@
           <w:b/>
           <w:color w:val="000000"/>
         </w:rPr>
-        <w:t>Testes Unit</w:t>
-      </w:r>
-      <w:r>
-        <w:rPr>
-          <w:rFonts w:ascii="Times New Roman" w:eastAsia="Times New Roman" w:hAnsi="Times New Roman" w:cs="Times New Roman"/>
-          <w:b/>
-          <w:color w:val="000000"/>
-        </w:rPr>
-        <w:t>ários</w:t>
+        <w:t>Testes Unitários</w:t>
       </w:r>
     </w:p>
     <w:p>
@@ -1369,14 +1388,7 @@
           <w:rFonts w:ascii="Times New Roman" w:eastAsia="Times New Roman" w:hAnsi="Times New Roman" w:cs="Times New Roman"/>
           <w:color w:val="000000"/>
         </w:rPr>
-        <w:t xml:space="preserve">Março de 2014 </w:t>
-      </w:r>
-      <w:r>
-        <w:rPr>
-          <w:rFonts w:ascii="Times New Roman" w:eastAsia="Times New Roman" w:hAnsi="Times New Roman" w:cs="Times New Roman"/>
-          <w:color w:val="000000"/>
-        </w:rPr>
-        <w:t>até julho de 2014</w:t>
+        <w:t>Março de 2014 até julho de 2014</w:t>
       </w:r>
     </w:p>
     <w:p>
@@ -1391,13 +1403,7 @@
         <w:rPr>
           <w:rFonts w:ascii="Times New Roman" w:eastAsia="Times New Roman" w:hAnsi="Times New Roman" w:cs="Times New Roman"/>
         </w:rPr>
-        <w:t>Sistema de Transporte de Valores Sistema web desenvolvido em C# com banco de dados SqlServer 2012 utilizando .net framework 5, JQuery, JavaScript, Ajax, MVC 4, Entity Framework 5, CSS, HTML, testes unitários, Visual Studio 2012. Sistema d</w:t>
-      </w:r>
-      <w:r>
-        <w:rPr>
-          <w:rFonts w:ascii="Times New Roman" w:eastAsia="Times New Roman" w:hAnsi="Times New Roman" w:cs="Times New Roman"/>
-        </w:rPr>
-        <w:t xml:space="preserve">esenvolvido para o Banpará, gerenciar todos os depósitos e abastecimentos das agências e postos do estado, contratos, rotas e ordens de pagamento. </w:t>
+        <w:t xml:space="preserve">Sistema de Transporte de Valores Sistema web desenvolvido em C# com banco de dados SqlServer 2012 utilizando .net framework 5, JQuery, JavaScript, Ajax, MVC 4, Entity Framework 5, CSS, HTML, testes unitários, Visual Studio 2012. Sistema desenvolvido para o Banpará, gerenciar todos os depósitos e abastecimentos das agências e postos do estado, contratos, rotas e ordens de pagamento. </w:t>
       </w:r>
     </w:p>
     <w:p>
@@ -1458,13 +1464,7 @@
         <w:rPr>
           <w:rFonts w:ascii="Times New Roman" w:eastAsia="Times New Roman" w:hAnsi="Times New Roman" w:cs="Times New Roman"/>
         </w:rPr>
-        <w:t>O ISS Integral é um aplicativo de gestão da arrecadação de tributos e de Inteligência Fiscal para a Prefeitura, e um aplicativo de Declaração Eletrônica de ISSQN para Instituições Financeiras (DES-IF). Desenvolvido com o framework Ruby on Rails, coffescrip</w:t>
-      </w:r>
-      <w:r>
-        <w:rPr>
-          <w:rFonts w:ascii="Times New Roman" w:eastAsia="Times New Roman" w:hAnsi="Times New Roman" w:cs="Times New Roman"/>
-        </w:rPr>
-        <w:t xml:space="preserve">t, bootstrap 3.3, banco de dados postgress, github, Utilizando Jira como ferramenta de controle de tarefas, semaphore para execução de testes, testes unitários, testes de integração </w:t>
+        <w:t xml:space="preserve">O ISS Integral é um aplicativo de gestão da arrecadação de tributos e de Inteligência Fiscal para a Prefeitura, e um aplicativo de Declaração Eletrônica de ISSQN para Instituições Financeiras (DES-IF). Desenvolvido com o framework Ruby on Rails, coffescript, bootstrap 3.3, banco de dados postgress, github, Utilizando Jira como ferramenta de controle de tarefas, semaphore para execução de testes, testes unitários, testes de integração </w:t>
       </w:r>
     </w:p>
     <w:p>
@@ -1511,25 +1511,7 @@
         <w:rPr>
           <w:rFonts w:ascii="Times New Roman" w:eastAsia="Times New Roman" w:hAnsi="Times New Roman" w:cs="Times New Roman"/>
         </w:rPr>
-        <w:t>Help Desk Control é um s</w:t>
-      </w:r>
-      <w:r>
-        <w:rPr>
-          <w:rFonts w:ascii="Times New Roman" w:eastAsia="Times New Roman" w:hAnsi="Times New Roman" w:cs="Times New Roman"/>
-        </w:rPr>
-        <w:t xml:space="preserve">istema de emissão de monitoramento para Help Desks. Help Desk Control é eficiente e projetado para fazer apenas uma coisa, facilitar as comunicações entre o pessoal de help desk e usuários finais. O objetivo do projeto é substituir a ser tão simples e sem </w:t>
-      </w:r>
-      <w:r>
-        <w:rPr>
-          <w:rFonts w:ascii="Times New Roman" w:eastAsia="Times New Roman" w:hAnsi="Times New Roman" w:cs="Times New Roman"/>
-        </w:rPr>
-        <w:t>atrito para usuários e equipe de help desk como é possível.  É desenvolvido com as seguintes tecnologias:  Asp.net MVC Framework 5 on .NET 4.5.2 Entity Framework 6x Bootstrap 3x Aspnet.Identity Framework 2x EF Migrations (Compatível com Azure SQL, SQL Expr</w:t>
-      </w:r>
-      <w:r>
-        <w:rPr>
-          <w:rFonts w:ascii="Times New Roman" w:eastAsia="Times New Roman" w:hAnsi="Times New Roman" w:cs="Times New Roman"/>
-        </w:rPr>
-        <w:t>ess, SQL Express LocalDb e todas as edições do SQL Server).</w:t>
+        <w:t>Help Desk Control é um sistema de emissão de monitoramento para Help Desks. Help Desk Control é eficiente e projetado para fazer apenas uma coisa, facilitar as comunicações entre o pessoal de help desk e usuários finais. O objetivo do projeto é substituir a ser tão simples e sem atrito para usuários e equipe de help desk como é possível.  É desenvolvido com as seguintes tecnologias:  Asp.net MVC Framework 5 on .NET 4.5.2 Entity Framework 6x Bootstrap 3x Aspnet.Identity Framework 2x EF Migrations (Compatível com Azure SQL, SQL Express, SQL Express LocalDb e todas as edições do SQL Server).</w:t>
       </w:r>
     </w:p>
     <w:sectPr>
@@ -1560,7 +1542,7 @@
       </w:pPr>
     </w:pPrDefault>
   </w:docDefaults>
-  <w:latentStyles w:defLockedState="0" w:defUIPriority="99" w:defSemiHidden="0" w:defUnhideWhenUsed="0" w:defQFormat="0" w:count="371">
+  <w:latentStyles w:defLockedState="0" w:defUIPriority="99" w:defSemiHidden="0" w:defUnhideWhenUsed="0" w:defQFormat="0" w:count="373">
     <w:lsdException w:name="Normal" w:uiPriority="0" w:qFormat="1"/>
     <w:lsdException w:name="heading 1" w:uiPriority="9" w:qFormat="1"/>
     <w:lsdException w:name="heading 2" w:semiHidden="1" w:uiPriority="9" w:unhideWhenUsed="1" w:qFormat="1"/>
@@ -1666,7 +1648,6 @@
     <w:lsdException w:name="HTML Sample" w:semiHidden="1" w:unhideWhenUsed="1"/>
     <w:lsdException w:name="HTML Typewriter" w:semiHidden="1" w:unhideWhenUsed="1"/>
     <w:lsdException w:name="HTML Variable" w:semiHidden="1" w:unhideWhenUsed="1"/>
-    <w:lsdException w:name="Normal Table" w:semiHidden="1" w:unhideWhenUsed="1"/>
     <w:lsdException w:name="annotation subject" w:semiHidden="1" w:unhideWhenUsed="1"/>
     <w:lsdException w:name="No List" w:semiHidden="1" w:unhideWhenUsed="1"/>
     <w:lsdException w:name="Outline List 1" w:semiHidden="1" w:unhideWhenUsed="1"/>
@@ -1712,11 +1693,9 @@
     <w:lsdException w:name="Table Subtle 1" w:semiHidden="1" w:unhideWhenUsed="1"/>
     <w:lsdException w:name="Table Subtle 2" w:semiHidden="1" w:unhideWhenUsed="1"/>
     <w:lsdException w:name="Table Web 1" w:semiHidden="1" w:unhideWhenUsed="1"/>
-    <w:lsdException w:name="Table Web 2" w:semiHidden="1" w:unhideWhenUsed="1"/>
     <w:lsdException w:name="Table Web 3" w:semiHidden="1" w:unhideWhenUsed="1"/>
     <w:lsdException w:name="Balloon Text" w:semiHidden="1" w:unhideWhenUsed="1"/>
     <w:lsdException w:name="Table Grid" w:uiPriority="39"/>
-    <w:lsdException w:name="Table Theme" w:semiHidden="1" w:unhideWhenUsed="1"/>
     <w:lsdException w:name="Placeholder Text" w:semiHidden="1"/>
     <w:lsdException w:name="No Spacing" w:uiPriority="1" w:qFormat="1"/>
     <w:lsdException w:name="Light Shading" w:uiPriority="60"/>
@@ -1932,6 +1911,8 @@
     <w:lsdException w:name="List Table 5 Dark Accent 6" w:uiPriority="50"/>
     <w:lsdException w:name="List Table 6 Colorful Accent 6" w:uiPriority="51"/>
     <w:lsdException w:name="List Table 7 Colorful Accent 6" w:uiPriority="52"/>
+    <w:lsdException w:name="Mention" w:semiHidden="1" w:unhideWhenUsed="1"/>
+    <w:lsdException w:name="Smart Hyperlink" w:semiHidden="1" w:unhideWhenUsed="1"/>
   </w:latentStyles>
   <w:style w:type="paragraph" w:default="1" w:styleId="Normal">
     <w:name w:val="Normal"/>
